--- a/deliverables/TM04_Marine_Social_Contract.docx
+++ b/deliverables/TM04_Marine_Social_Contract.docx
@@ -4,11 +4,77 @@
   <w:body>
     <w:p>
       <w:pPr>
-        <w:pStyle w:val="Title"/>
-        <w:spacing w:after="200"/>
+        <w:keepNext/>
+        <w:spacing w:before="0" w:after="60"/>
       </w:pPr>
       <w:r>
-        <w:t>Team 04 — Marine Project Social Contract</w:t>
+        <w:rPr>
+          <w:rFonts w:ascii="Calibri" w:hAnsi="Calibri" w:eastAsia="Calibri"/>
+          <w:b/>
+          <w:color w:val="0F6F73"/>
+          <w:sz w:val="18"/>
+        </w:rPr>
+        <w:t>TEAM 04 | DIVESAFE MY</w:t>
+      </w:r>
+    </w:p>
+    <w:p>
+      <w:pPr>
+        <w:pStyle w:val="Title"/>
+      </w:pPr>
+      <w:r>
+        <w:t>Team 04 Social Contract - DiveSafe MY</w:t>
+      </w:r>
+    </w:p>
+    <w:p>
+      <w:pPr>
+        <w:spacing w:before="0" w:after="120" w:line="264" w:lineRule="auto"/>
+      </w:pPr>
+      <w:r>
+        <w:rPr>
+          <w:rFonts w:ascii="Calibri" w:hAnsi="Calibri" w:eastAsia="Calibri"/>
+          <w:b/>
+          <w:color w:val="243746"/>
+          <w:sz w:val="22"/>
+        </w:rPr>
+        <w:t>Version 2.0 | 15 August 2026</w:t>
+      </w:r>
+    </w:p>
+    <w:p>
+      <w:pPr>
+        <w:keepLines/>
+        <w:spacing w:before="100" w:after="180" w:line="264" w:lineRule="auto"/>
+        <w:ind w:left="230" w:right="115"/>
+        <w:shd w:fill="EEF6F5"/>
+        <w:pBdr>
+          <w:left w:val="single" w:sz="14" w:space="8" w:color="0F6F73"/>
+        </w:pBdr>
+      </w:pPr>
+      <w:r>
+        <w:rPr>
+          <w:rFonts w:ascii="Calibri" w:hAnsi="Calibri" w:eastAsia="Calibri"/>
+          <w:color w:val="243746"/>
+          <w:sz w:val="21"/>
+        </w:rPr>
+        <w:t>We use short, clear English because every member should be able to explain</w:t>
+      </w:r>
+    </w:p>
+    <w:p>
+      <w:pPr>
+        <w:keepLines/>
+        <w:spacing w:before="100" w:after="180" w:line="264" w:lineRule="auto"/>
+        <w:ind w:left="230" w:right="115"/>
+        <w:shd w:fill="EEF6F5"/>
+        <w:pBdr>
+          <w:left w:val="single" w:sz="14" w:space="8" w:color="0F6F73"/>
+        </w:pBdr>
+      </w:pPr>
+      <w:r>
+        <w:rPr>
+          <w:rFonts w:ascii="Calibri" w:hAnsi="Calibri" w:eastAsia="Calibri"/>
+          <w:color w:val="243746"/>
+          <w:sz w:val="21"/>
+        </w:rPr>
+        <w:t>the work in the demo.</w:t>
       </w:r>
     </w:p>
     <w:p>
@@ -16,20 +82,109 @@
         <w:pStyle w:val="Heading1"/>
       </w:pPr>
       <w:r>
-        <w:t>Shared goal</w:t>
+        <w:t>How we work</w:t>
       </w:r>
     </w:p>
     <w:p>
       <w:pPr>
-        <w:spacing w:after="120" w:line="259" w:lineRule="auto"/>
+        <w:spacing w:before="0" w:after="80" w:line="280" w:lineRule="auto"/>
+        <w:numPr>
+          <w:ilvl w:val="0"/>
+          <w:numId w:val="10"/>
+        </w:numPr>
       </w:pPr>
       <w:r>
         <w:rPr>
-          <w:rFonts w:ascii="Aptos" w:hAnsi="Aptos"/>
-          <w:color w:val="1F3742"/>
-          <w:sz w:val="21"/>
+          <w:rFonts w:ascii="Calibri" w:hAnsi="Calibri" w:eastAsia="Calibri"/>
+          <w:color w:val="243746"/>
+          <w:sz w:val="22"/>
         </w:rPr>
-        <w:t>We will build a small, useful and honest marine-observation MVP. We will keep the reporting flow simple, use public or synthetic data, and make the limits of every result visible.</w:t>
+        <w:t>Share a small update when a decision changes the product.</w:t>
+      </w:r>
+    </w:p>
+    <w:p>
+      <w:pPr>
+        <w:spacing w:before="0" w:after="80" w:line="280" w:lineRule="auto"/>
+        <w:numPr>
+          <w:ilvl w:val="0"/>
+          <w:numId w:val="10"/>
+        </w:numPr>
+      </w:pPr>
+      <w:r>
+        <w:rPr>
+          <w:rFonts w:ascii="Calibri" w:hAnsi="Calibri" w:eastAsia="Calibri"/>
+          <w:color w:val="243746"/>
+          <w:sz w:val="22"/>
+        </w:rPr>
+        <w:t>Keep one owner and one next action on each LeanKit or GitHub task.</w:t>
+      </w:r>
+    </w:p>
+    <w:p>
+      <w:pPr>
+        <w:spacing w:before="0" w:after="80" w:line="280" w:lineRule="auto"/>
+        <w:numPr>
+          <w:ilvl w:val="0"/>
+          <w:numId w:val="10"/>
+        </w:numPr>
+      </w:pPr>
+      <w:r>
+        <w:rPr>
+          <w:rFonts w:ascii="Calibri" w:hAnsi="Calibri" w:eastAsia="Calibri"/>
+          <w:color w:val="243746"/>
+          <w:sz w:val="22"/>
+        </w:rPr>
+        <w:t>Use a branch, quick review, merge, integrated test and then deploy.</w:t>
+      </w:r>
+    </w:p>
+    <w:p>
+      <w:pPr>
+        <w:spacing w:before="0" w:after="80" w:line="280" w:lineRule="auto"/>
+        <w:numPr>
+          <w:ilvl w:val="0"/>
+          <w:numId w:val="10"/>
+        </w:numPr>
+      </w:pPr>
+      <w:r>
+        <w:rPr>
+          <w:rFonts w:ascii="Calibri" w:hAnsi="Calibri" w:eastAsia="Calibri"/>
+          <w:color w:val="243746"/>
+          <w:sz w:val="22"/>
+        </w:rPr>
+        <w:t>Raise a blocker early. We fix the concrete problem together.</w:t>
+      </w:r>
+    </w:p>
+    <w:p>
+      <w:pPr>
+        <w:spacing w:before="0" w:after="80" w:line="280" w:lineRule="auto"/>
+        <w:numPr>
+          <w:ilvl w:val="0"/>
+          <w:numId w:val="10"/>
+        </w:numPr>
+      </w:pPr>
+      <w:r>
+        <w:rPr>
+          <w:rFonts w:ascii="Calibri" w:hAnsi="Calibri" w:eastAsia="Calibri"/>
+          <w:color w:val="243746"/>
+          <w:sz w:val="22"/>
+        </w:rPr>
+        <w:t>Use synthetic/public data and keep source links beside claims.</w:t>
+      </w:r>
+    </w:p>
+    <w:p>
+      <w:pPr>
+        <w:spacing w:before="0" w:after="80" w:line="280" w:lineRule="auto"/>
+        <w:numPr>
+          <w:ilvl w:val="0"/>
+          <w:numId w:val="10"/>
+        </w:numPr>
+      </w:pPr>
+      <w:r>
+        <w:rPr>
+          <w:rFonts w:ascii="Calibri" w:hAnsi="Calibri" w:eastAsia="Calibri"/>
+          <w:color w:val="243746"/>
+          <w:sz w:val="22"/>
+        </w:rPr>
+        <w:t>Keep the recognition fallback honest: it is a demo suggestion, not proof.</w:t>
       </w:r>
     </w:p>
     <w:p>
@@ -37,420 +192,59 @@
         <w:pStyle w:val="Heading1"/>
       </w:pPr>
       <w:r>
-        <w:t>Values</w:t>
-      </w:r>
-    </w:p>
-    <w:tbl>
-      <w:tblPr>
-        <w:tblStyle w:val="TableGrid"/>
-        <w:tblW w:type="auto" w:w="0"/>
-        <w:jc w:val="center"/>
-        <w:tblLook w:firstColumn="1" w:firstRow="1" w:lastColumn="0" w:lastRow="0" w:noHBand="0" w:noVBand="1" w:val="04A0"/>
-      </w:tblPr>
-      <w:tblGrid>
-        <w:gridCol w:w="5083"/>
-        <w:gridCol w:w="5083"/>
-      </w:tblGrid>
-      <w:tr>
-        <w:tc>
-          <w:tcPr>
-            <w:tcW w:type="dxa" w:w="5083"/>
-            <w:vAlign w:val="center"/>
-            <w:shd w:fill="147D85"/>
-          </w:tcPr>
-          <w:p>
-            <w:pPr>
-              <w:spacing w:after="40"/>
-            </w:pPr>
-            <w:r/>
-            <w:r>
-              <w:rPr>
-                <w:rFonts w:ascii="Aptos" w:hAnsi="Aptos"/>
-                <w:b/>
-                <w:color w:val="FFFFFF"/>
-                <w:sz w:val="19"/>
-              </w:rPr>
-              <w:t>Value</w:t>
-            </w:r>
-          </w:p>
-        </w:tc>
-        <w:tc>
-          <w:tcPr>
-            <w:tcW w:type="dxa" w:w="5083"/>
-            <w:vAlign w:val="center"/>
-            <w:shd w:fill="147D85"/>
-          </w:tcPr>
-          <w:p>
-            <w:pPr>
-              <w:spacing w:after="40"/>
-            </w:pPr>
-            <w:r/>
-            <w:r>
-              <w:rPr>
-                <w:rFonts w:ascii="Aptos" w:hAnsi="Aptos"/>
-                <w:b/>
-                <w:color w:val="FFFFFF"/>
-                <w:sz w:val="19"/>
-              </w:rPr>
-              <w:t>How we show it</w:t>
-            </w:r>
-          </w:p>
-        </w:tc>
-      </w:tr>
-      <w:tr>
-        <w:tc>
-          <w:tcPr>
-            <w:tcW w:type="dxa" w:w="5083"/>
-            <w:vAlign w:val="center"/>
-            <w:shd w:fill="EAF5F4"/>
-          </w:tcPr>
-          <w:p>
-            <w:pPr>
-              <w:spacing w:after="40"/>
-            </w:pPr>
-            <w:r/>
-            <w:r>
-              <w:rPr>
-                <w:rFonts w:ascii="Aptos" w:hAnsi="Aptos"/>
-                <w:b w:val="0"/>
-                <w:sz w:val="19"/>
-              </w:rPr>
-              <w:t>Respect</w:t>
-            </w:r>
-          </w:p>
-        </w:tc>
-        <w:tc>
-          <w:tcPr>
-            <w:tcW w:type="dxa" w:w="5083"/>
-            <w:vAlign w:val="center"/>
-            <w:shd w:fill="EAF5F4"/>
-          </w:tcPr>
-          <w:p>
-            <w:pPr>
-              <w:spacing w:after="40"/>
-            </w:pPr>
-            <w:r/>
-            <w:r>
-              <w:rPr>
-                <w:rFonts w:ascii="Aptos" w:hAnsi="Aptos"/>
-                <w:b w:val="0"/>
-                <w:sz w:val="19"/>
-              </w:rPr>
-              <w:t>Listen without interrupting and give specific, kind feedback.</w:t>
-            </w:r>
-          </w:p>
-        </w:tc>
-      </w:tr>
-      <w:tr>
-        <w:tc>
-          <w:tcPr>
-            <w:tcW w:type="dxa" w:w="5083"/>
-            <w:vAlign w:val="center"/>
-          </w:tcPr>
-          <w:p>
-            <w:pPr>
-              <w:spacing w:after="40"/>
-            </w:pPr>
-            <w:r/>
-            <w:r>
-              <w:rPr>
-                <w:rFonts w:ascii="Aptos" w:hAnsi="Aptos"/>
-                <w:b w:val="0"/>
-                <w:sz w:val="19"/>
-              </w:rPr>
-              <w:t>Inclusion</w:t>
-            </w:r>
-          </w:p>
-        </w:tc>
-        <w:tc>
-          <w:tcPr>
-            <w:tcW w:type="dxa" w:w="5083"/>
-            <w:vAlign w:val="center"/>
-          </w:tcPr>
-          <w:p>
-            <w:pPr>
-              <w:spacing w:after="40"/>
-            </w:pPr>
-            <w:r/>
-            <w:r>
-              <w:rPr>
-                <w:rFonts w:ascii="Aptos" w:hAnsi="Aptos"/>
-                <w:b w:val="0"/>
-                <w:sz w:val="19"/>
-              </w:rPr>
-              <w:t>Make space for every member to explain their work and raise concerns.</w:t>
-            </w:r>
-          </w:p>
-        </w:tc>
-      </w:tr>
-      <w:tr>
-        <w:tc>
-          <w:tcPr>
-            <w:tcW w:type="dxa" w:w="5083"/>
-            <w:vAlign w:val="center"/>
-            <w:shd w:fill="EAF5F4"/>
-          </w:tcPr>
-          <w:p>
-            <w:pPr>
-              <w:spacing w:after="40"/>
-            </w:pPr>
-            <w:r/>
-            <w:r>
-              <w:rPr>
-                <w:rFonts w:ascii="Aptos" w:hAnsi="Aptos"/>
-                <w:b w:val="0"/>
-                <w:sz w:val="19"/>
-              </w:rPr>
-              <w:t>Accountability</w:t>
-            </w:r>
-          </w:p>
-        </w:tc>
-        <w:tc>
-          <w:tcPr>
-            <w:tcW w:type="dxa" w:w="5083"/>
-            <w:vAlign w:val="center"/>
-            <w:shd w:fill="EAF5F4"/>
-          </w:tcPr>
-          <w:p>
-            <w:pPr>
-              <w:spacing w:after="40"/>
-            </w:pPr>
-            <w:r/>
-            <w:r>
-              <w:rPr>
-                <w:rFonts w:ascii="Aptos" w:hAnsi="Aptos"/>
-                <w:b w:val="0"/>
-                <w:sz w:val="19"/>
-              </w:rPr>
-              <w:t>Keep one owner and one next action for every task.</w:t>
-            </w:r>
-          </w:p>
-        </w:tc>
-      </w:tr>
-      <w:tr>
-        <w:tc>
-          <w:tcPr>
-            <w:tcW w:type="dxa" w:w="5083"/>
-            <w:vAlign w:val="center"/>
-          </w:tcPr>
-          <w:p>
-            <w:pPr>
-              <w:spacing w:after="40"/>
-            </w:pPr>
-            <w:r/>
-            <w:r>
-              <w:rPr>
-                <w:rFonts w:ascii="Aptos" w:hAnsi="Aptos"/>
-                <w:b w:val="0"/>
-                <w:sz w:val="19"/>
-              </w:rPr>
-              <w:t>Early communication</w:t>
-            </w:r>
-          </w:p>
-        </w:tc>
-        <w:tc>
-          <w:tcPr>
-            <w:tcW w:type="dxa" w:w="5083"/>
-            <w:vAlign w:val="center"/>
-          </w:tcPr>
-          <w:p>
-            <w:pPr>
-              <w:spacing w:after="40"/>
-            </w:pPr>
-            <w:r/>
-            <w:r>
-              <w:rPr>
-                <w:rFonts w:ascii="Aptos" w:hAnsi="Aptos"/>
-                <w:b w:val="0"/>
-                <w:sz w:val="19"/>
-              </w:rPr>
-              <w:t>Raise blockers when they appear, not on the deadline.</w:t>
-            </w:r>
-          </w:p>
-        </w:tc>
-      </w:tr>
-      <w:tr>
-        <w:tc>
-          <w:tcPr>
-            <w:tcW w:type="dxa" w:w="5083"/>
-            <w:vAlign w:val="center"/>
-            <w:shd w:fill="EAF5F4"/>
-          </w:tcPr>
-          <w:p>
-            <w:pPr>
-              <w:spacing w:after="40"/>
-            </w:pPr>
-            <w:r/>
-            <w:r>
-              <w:rPr>
-                <w:rFonts w:ascii="Aptos" w:hAnsi="Aptos"/>
-                <w:b w:val="0"/>
-                <w:sz w:val="19"/>
-              </w:rPr>
-              <w:t>Evidence</w:t>
-            </w:r>
-          </w:p>
-        </w:tc>
-        <w:tc>
-          <w:tcPr>
-            <w:tcW w:type="dxa" w:w="5083"/>
-            <w:vAlign w:val="center"/>
-            <w:shd w:fill="EAF5F4"/>
-          </w:tcPr>
-          <w:p>
-            <w:pPr>
-              <w:spacing w:after="40"/>
-            </w:pPr>
-            <w:r/>
-            <w:r>
-              <w:rPr>
-                <w:rFonts w:ascii="Aptos" w:hAnsi="Aptos"/>
-                <w:b w:val="0"/>
-                <w:sz w:val="19"/>
-              </w:rPr>
-              <w:t>Record decisions, sources, tests and deployment results.</w:t>
-            </w:r>
-          </w:p>
-        </w:tc>
-      </w:tr>
-      <w:tr>
-        <w:tc>
-          <w:tcPr>
-            <w:tcW w:type="dxa" w:w="5083"/>
-            <w:vAlign w:val="center"/>
-          </w:tcPr>
-          <w:p>
-            <w:pPr>
-              <w:spacing w:after="40"/>
-            </w:pPr>
-            <w:r/>
-            <w:r>
-              <w:rPr>
-                <w:rFonts w:ascii="Aptos" w:hAnsi="Aptos"/>
-                <w:b w:val="0"/>
-                <w:sz w:val="19"/>
-              </w:rPr>
-              <w:t>Sustainable pace</w:t>
-            </w:r>
-          </w:p>
-        </w:tc>
-        <w:tc>
-          <w:tcPr>
-            <w:tcW w:type="dxa" w:w="5083"/>
-            <w:vAlign w:val="center"/>
-          </w:tcPr>
-          <w:p>
-            <w:pPr>
-              <w:spacing w:after="40"/>
-            </w:pPr>
-            <w:r/>
-            <w:r>
-              <w:rPr>
-                <w:rFonts w:ascii="Aptos" w:hAnsi="Aptos"/>
-                <w:b w:val="0"/>
-                <w:sz w:val="19"/>
-              </w:rPr>
-              <w:t>Reduce scope before asking people to work through the night.</w:t>
-            </w:r>
-          </w:p>
-        </w:tc>
-      </w:tr>
-    </w:tbl>
-    <w:p>
-      <w:pPr>
-        <w:spacing w:after="40"/>
-      </w:pPr>
-    </w:p>
-    <w:p>
-      <w:pPr>
-        <w:pStyle w:val="Heading1"/>
-      </w:pPr>
-      <w:r>
-        <w:t>Working agreement</w:t>
+        <w:t>Communication</w:t>
       </w:r>
     </w:p>
     <w:p>
       <w:pPr>
-        <w:pStyle w:val="ListBullet"/>
-        <w:spacing w:after="60"/>
+        <w:spacing w:before="0" w:after="120" w:line="264" w:lineRule="auto"/>
       </w:pPr>
       <w:r>
         <w:rPr>
-          <w:rFonts w:ascii="Aptos" w:hAnsi="Aptos"/>
-          <w:color w:val="1F3742"/>
-          <w:sz w:val="21"/>
+          <w:rFonts w:ascii="Calibri" w:hAnsi="Calibri" w:eastAsia="Calibri"/>
+          <w:color w:val="243746"/>
+          <w:sz w:val="22"/>
         </w:rPr>
-        <w:t>WhatsApp is for short updates and urgent questions. Drive/PGP stores the durable document or evidence.</w:t>
+        <w:t>We use the Team 04 chat for quick updates and the Drive/GitHub files for the</w:t>
       </w:r>
     </w:p>
     <w:p>
       <w:pPr>
-        <w:pStyle w:val="ListBullet"/>
-        <w:spacing w:after="60"/>
+        <w:spacing w:before="0" w:after="120" w:line="264" w:lineRule="auto"/>
       </w:pPr>
       <w:r>
         <w:rPr>
-          <w:rFonts w:ascii="Aptos" w:hAnsi="Aptos"/>
-          <w:color w:val="1F3742"/>
-          <w:sz w:val="21"/>
+          <w:rFonts w:ascii="Calibri" w:hAnsi="Calibri" w:eastAsia="Calibri"/>
+          <w:color w:val="243746"/>
+          <w:sz w:val="22"/>
         </w:rPr>
-        <w:t>A decision that changes scope, data, safety wording or deployment is recorded in `docs/DECISIONS.md` within 24 hours.</w:t>
+        <w:t>version that others should follow. A message should say what changed, who is</w:t>
       </w:r>
     </w:p>
     <w:p>
       <w:pPr>
-        <w:pStyle w:val="ListBullet"/>
-        <w:spacing w:after="60"/>
+        <w:spacing w:before="0" w:after="120" w:line="264" w:lineRule="auto"/>
       </w:pPr>
       <w:r>
         <w:rPr>
-          <w:rFonts w:ascii="Aptos" w:hAnsi="Aptos"/>
-          <w:color w:val="1F3742"/>
-          <w:sz w:val="21"/>
+          <w:rFonts w:ascii="Calibri" w:hAnsi="Calibri" w:eastAsia="Calibri"/>
+          <w:color w:val="243746"/>
+          <w:sz w:val="22"/>
         </w:rPr>
-        <w:t>Each GitHub change uses a feature branch, a quick review, a merge, an integrated test and then deployment.</w:t>
+        <w:t>affected and what happens next. No one is expected to answer immediately when</w:t>
       </w:r>
     </w:p>
     <w:p>
       <w:pPr>
-        <w:pStyle w:val="ListBullet"/>
-        <w:spacing w:after="60"/>
+        <w:spacing w:before="0" w:after="120" w:line="264" w:lineRule="auto"/>
       </w:pPr>
       <w:r>
         <w:rPr>
-          <w:rFonts w:ascii="Aptos" w:hAnsi="Aptos"/>
-          <w:color w:val="1F3742"/>
-          <w:sz w:val="21"/>
+          <w:rFonts w:ascii="Calibri" w:hAnsi="Calibri" w:eastAsia="Calibri"/>
+          <w:color w:val="243746"/>
+          <w:sz w:val="22"/>
         </w:rPr>
-        <w:t>`Checks (0)` alone is not a merge blocker. Secrets, non-running code, destructive database changes and breaking API changes remain blockers.</w:t>
-      </w:r>
-    </w:p>
-    <w:p>
-      <w:pPr>
-        <w:pStyle w:val="ListBullet"/>
-        <w:spacing w:after="60"/>
-      </w:pPr>
-      <w:r>
-        <w:rPr>
-          <w:rFonts w:ascii="Aptos" w:hAnsi="Aptos"/>
-          <w:color w:val="1F3742"/>
-          <w:sz w:val="21"/>
-        </w:rPr>
-        <w:t>The team works with synthetic/public data only. No one uploads personal identifiers or private observations.</w:t>
-      </w:r>
-    </w:p>
-    <w:p>
-      <w:pPr>
-        <w:pStyle w:val="ListBullet"/>
-        <w:spacing w:after="60"/>
-      </w:pPr>
-      <w:r>
-        <w:rPr>
-          <w:rFonts w:ascii="Aptos" w:hAnsi="Aptos"/>
-          <w:color w:val="1F3742"/>
-          <w:sz w:val="21"/>
-        </w:rPr>
-        <w:t>If a task may be late, the owner tells the group early so we can reallocate, reduce scope or set a new time.</w:t>
+        <w:t>they are in class or an exam.</w:t>
       </w:r>
     </w:p>
     <w:p>
@@ -458,59 +252,59 @@
         <w:pStyle w:val="Heading1"/>
       </w:pPr>
       <w:r>
-        <w:t>Decision and conflict path</w:t>
+        <w:t>Review and safety</w:t>
       </w:r>
     </w:p>
     <w:p>
       <w:pPr>
-        <w:spacing w:after="120" w:line="259" w:lineRule="auto"/>
+        <w:spacing w:before="0" w:after="120" w:line="264" w:lineRule="auto"/>
       </w:pPr>
       <w:r>
         <w:rPr>
-          <w:rFonts w:ascii="Aptos" w:hAnsi="Aptos"/>
-          <w:color w:val="1F3742"/>
-          <w:sz w:val="21"/>
+          <w:rFonts w:ascii="Calibri" w:hAnsi="Calibri" w:eastAsia="Calibri"/>
+          <w:color w:val="243746"/>
+          <w:sz w:val="22"/>
         </w:rPr>
-        <w:t>1. Discuss the issue directly with the person involved.</w:t>
+        <w:t>We review code for secrets, broken routes, destructive changes and unsafe</w:t>
       </w:r>
     </w:p>
     <w:p>
       <w:pPr>
-        <w:spacing w:after="120" w:line="259" w:lineRule="auto"/>
+        <w:spacing w:before="0" w:after="120" w:line="264" w:lineRule="auto"/>
       </w:pPr>
       <w:r>
         <w:rPr>
-          <w:rFonts w:ascii="Aptos" w:hAnsi="Aptos"/>
-          <w:color w:val="1F3742"/>
-          <w:sz w:val="21"/>
+          <w:rFonts w:ascii="Calibri" w:hAnsi="Calibri" w:eastAsia="Calibri"/>
+          <w:color w:val="243746"/>
+          <w:sz w:val="22"/>
         </w:rPr>
-        <w:t>2. If it affects the whole project, Huang facilitates a short team discussion and records the decision.</w:t>
+        <w:t>claims first. Formatting and small cleanup can be fixed after integration.</w:t>
       </w:r>
     </w:p>
     <w:p>
       <w:pPr>
-        <w:spacing w:after="120" w:line="259" w:lineRule="auto"/>
+        <w:spacing w:before="0" w:after="120" w:line="264" w:lineRule="auto"/>
       </w:pPr>
       <w:r>
         <w:rPr>
-          <w:rFonts w:ascii="Aptos" w:hAnsi="Aptos"/>
-          <w:color w:val="1F3742"/>
-          <w:sz w:val="21"/>
+          <w:rFonts w:ascii="Calibri" w:hAnsi="Calibri" w:eastAsia="Calibri"/>
+          <w:color w:val="243746"/>
+          <w:sz w:val="22"/>
         </w:rPr>
-        <w:t>3. If no agreement is reached, use a majority vote and record the domain owner's technical advice.</w:t>
+        <w:t>We do not store names, contacts, passwords or exact sensitive wildlife</w:t>
       </w:r>
     </w:p>
     <w:p>
       <w:pPr>
-        <w:spacing w:after="120" w:line="259" w:lineRule="auto"/>
+        <w:spacing w:before="0" w:after="120" w:line="264" w:lineRule="auto"/>
       </w:pPr>
       <w:r>
         <w:rPr>
-          <w:rFonts w:ascii="Aptos" w:hAnsi="Aptos"/>
-          <w:color w:val="1F3742"/>
-          <w:sz w:val="21"/>
+          <w:rFonts w:ascii="Calibri" w:hAnsi="Calibri" w:eastAsia="Calibri"/>
+          <w:color w:val="243746"/>
+          <w:sz w:val="22"/>
         </w:rPr>
-        <w:t>4. Escalate wellbeing or serious conduct issues to the mentor or Unit Coordinator.</w:t>
+        <w:t>locations. We do not turn a demo suggestion into a confirmed species result.</w:t>
       </w:r>
     </w:p>
     <w:p>
@@ -518,49 +312,46 @@
         <w:pStyle w:val="Heading1"/>
       </w:pPr>
       <w:r>
-        <w:t>Review schedule</w:t>
+        <w:t>Support and conflict</w:t>
       </w:r>
     </w:p>
     <w:p>
       <w:pPr>
-        <w:pStyle w:val="ListBullet"/>
-        <w:spacing w:after="60"/>
+        <w:spacing w:before="0" w:after="120" w:line="264" w:lineRule="auto"/>
       </w:pPr>
       <w:r>
         <w:rPr>
-          <w:rFonts w:ascii="Aptos" w:hAnsi="Aptos"/>
-          <w:color w:val="1F3742"/>
-          <w:sz w:val="21"/>
+          <w:rFonts w:ascii="Calibri" w:hAnsi="Calibri" w:eastAsia="Calibri"/>
+          <w:color w:val="243746"/>
+          <w:sz w:val="22"/>
         </w:rPr>
-        <w:t>Before each demo: check scope, source labels, data boundary, owner and next action.</w:t>
+        <w:t>Ask for help in the group before a small issue becomes a deadline problem. If</w:t>
       </w:r>
     </w:p>
     <w:p>
       <w:pPr>
-        <w:pStyle w:val="ListBullet"/>
-        <w:spacing w:after="60"/>
+        <w:spacing w:before="0" w:after="120" w:line="264" w:lineRule="auto"/>
       </w:pPr>
       <w:r>
         <w:rPr>
-          <w:rFonts w:ascii="Aptos" w:hAnsi="Aptos"/>
-          <w:color w:val="1F3742"/>
-          <w:sz w:val="21"/>
+          <w:rFonts w:ascii="Calibri" w:hAnsi="Calibri" w:eastAsia="Calibri"/>
+          <w:color w:val="243746"/>
+          <w:sz w:val="22"/>
         </w:rPr>
-        <w:t>After each merge: run the integrated Report → API → Database → Results path.</w:t>
+        <w:t>two views differ, write down the evidence, test the smallest safe option and</w:t>
       </w:r>
     </w:p>
     <w:p>
       <w:pPr>
-        <w:pStyle w:val="ListBullet"/>
-        <w:spacing w:after="60"/>
+        <w:spacing w:before="0" w:after="120" w:line="264" w:lineRule="auto"/>
       </w:pPr>
       <w:r>
         <w:rPr>
-          <w:rFonts w:ascii="Aptos" w:hAnsi="Aptos"/>
-          <w:color w:val="1F3742"/>
-          <w:sz w:val="21"/>
+          <w:rFonts w:ascii="Calibri" w:hAnsi="Calibri" w:eastAsia="Calibri"/>
+          <w:color w:val="243746"/>
+          <w:sz w:val="22"/>
         </w:rPr>
-        <w:t>At the end of each studio: record what worked, what needs changing and the next concrete action.</w:t>
+        <w:t>let the PM record the decision. Everyone can disagree without being judged.</w:t>
       </w:r>
     </w:p>
     <w:p>
@@ -568,27 +359,40 @@
         <w:pStyle w:val="Heading1"/>
       </w:pPr>
       <w:r>
-        <w:t>Sign-off</w:t>
+        <w:t>Definition of done</w:t>
       </w:r>
     </w:p>
     <w:p>
       <w:pPr>
-        <w:spacing w:after="120" w:line="259" w:lineRule="auto"/>
+        <w:spacing w:before="0" w:after="120" w:line="264" w:lineRule="auto"/>
       </w:pPr>
       <w:r>
         <w:rPr>
-          <w:rFonts w:ascii="Aptos" w:hAnsi="Aptos"/>
-          <w:color w:val="1F3742"/>
-          <w:sz w:val="21"/>
+          <w:rFonts w:ascii="Calibri" w:hAnsi="Calibri" w:eastAsia="Calibri"/>
+          <w:color w:val="243746"/>
+          <w:sz w:val="22"/>
         </w:rPr>
-        <w:t>This contract is a working agreement for the Marine Observation MVP. It can be amended when the team records the reason and the new decision in the PGP.</w:t>
+        <w:t>A change is done when the owner has added evidence, the integrated flow still</w:t>
+      </w:r>
+    </w:p>
+    <w:p>
+      <w:pPr>
+        <w:spacing w:before="0" w:after="120" w:line="264" w:lineRule="auto"/>
+      </w:pPr>
+      <w:r>
+        <w:rPr>
+          <w:rFonts w:ascii="Calibri" w:hAnsi="Calibri" w:eastAsia="Calibri"/>
+          <w:color w:val="243746"/>
+          <w:sz w:val="22"/>
+        </w:rPr>
+        <w:t>runs, the docs use the same wording and the next owner knows what to do.</w:t>
       </w:r>
     </w:p>
     <w:sectPr>
       <w:headerReference w:type="default" r:id="rId9"/>
       <w:footerReference w:type="default" r:id="rId10"/>
       <w:pgSz w:w="12240" w:h="15840"/>
-      <w:pgMar w:top="893" w:right="1037" w:bottom="835" w:left="1037" w:header="720" w:footer="720" w:gutter="0"/>
+      <w:pgMar w:top="1440" w:right="1440" w:bottom="1440" w:left="1440" w:header="648" w:footer="648" w:gutter="0"/>
       <w:cols w:space="720"/>
       <w:docGrid w:linePitch="360"/>
     </w:sectPr>
@@ -601,15 +405,39 @@
   <w:p>
     <w:pPr>
       <w:pStyle w:val="Footer"/>
-      <w:jc w:val="center"/>
+      <w:tabs>
+        <w:tab w:pos="9360" w:val="right"/>
+      </w:tabs>
+      <w:spacing w:before="0" w:after="0"/>
     </w:pPr>
     <w:r>
       <w:rPr>
-        <w:rFonts w:ascii="Aptos" w:hAnsi="Aptos"/>
-        <w:color w:val="64787D"/>
+        <w:rFonts w:ascii="Calibri" w:hAnsi="Calibri" w:eastAsia="Calibri"/>
+        <w:color w:val="61737C"/>
         <w:sz w:val="16"/>
       </w:rPr>
-      <w:t>FIT5120 2026 S2  •  Synthetic/public data boundary</w:t>
+      <w:t>VERSION 2.0 | 15 AUGUST 2026 | SYNTHETIC/PUBLIC DATA | NON-ENFORCEMENT DEMO</w:t>
+    </w:r>
+    <w:r>
+      <w:rPr>
+        <w:rFonts w:ascii="Calibri" w:hAnsi="Calibri" w:eastAsia="Calibri"/>
+        <w:color w:val="61737C"/>
+        <w:sz w:val="16"/>
+      </w:rPr>
+      <w:tab/>
+      <w:t xml:space="preserve">PAGE </w:t>
+    </w:r>
+    <w:r>
+      <w:rPr>
+        <w:rFonts w:ascii="Calibri" w:hAnsi="Calibri" w:eastAsia="Calibri"/>
+        <w:color w:val="61737C"/>
+        <w:sz w:val="16"/>
+      </w:rPr>
+      <w:fldChar w:fldCharType="begin"/>
+      <w:instrText xml:space="preserve"> PAGE </w:instrText>
+      <w:fldChar w:fldCharType="separate"/>
+      <w:t>1</w:t>
+      <w:fldChar w:fldCharType="end"/>
     </w:r>
   </w:p>
 </w:ftr>
@@ -620,16 +448,17 @@
   <w:p>
     <w:pPr>
       <w:pStyle w:val="Header"/>
+      <w:spacing w:after="0"/>
       <w:jc w:val="right"/>
     </w:pPr>
     <w:r>
       <w:rPr>
-        <w:rFonts w:ascii="Aptos" w:hAnsi="Aptos"/>
-        <w:b/>
-        <w:color w:val="147D85"/>
+        <w:rFonts w:ascii="Calibri" w:hAnsi="Calibri" w:eastAsia="Calibri"/>
+        <w:b/>
+        <w:color w:val="0F6F73"/>
         <w:sz w:val="16"/>
       </w:rPr>
-      <w:t>TEAM 04  |  MARINE OBSERVATION MVP</w:t>
+      <w:t>TEAM 04 | DIVESAFE MY</w:t>
     </w:r>
   </w:p>
 </w:hdr>
@@ -834,6 +663,72 @@
   </w:num>
   <w:num w:numId="9">
     <w:abstractNumId w:val="0"/>
+  </w:num>
+  <w:abstractNum w:abstractNumId="9">
+    <w:multiLevelType w:val="singleLevel"/>
+    <w:lvl w:ilvl="0">
+      <w:start w:val="1"/>
+      <w:numFmt w:val="bullet"/>
+      <w:lvlText w:val="•"/>
+      <w:lvlJc w:val="left"/>
+      <w:suff w:val="tab"/>
+      <w:pPr>
+        <w:tabs>
+          <w:tab w:val="num" w:pos="720"/>
+        </w:tabs>
+        <w:ind w:left="720" w:hanging="360"/>
+      </w:pPr>
+      <w:rPr>
+        <w:rFonts w:ascii="Symbol" w:hAnsi="Symbol"/>
+      </w:rPr>
+    </w:lvl>
+  </w:abstractNum>
+  <w:abstractNum w:abstractNumId="10">
+    <w:multiLevelType w:val="singleLevel"/>
+    <w:lvl w:ilvl="0">
+      <w:start w:val="1"/>
+      <w:numFmt w:val="bullet"/>
+      <w:lvlText w:val="☐"/>
+      <w:lvlJc w:val="left"/>
+      <w:suff w:val="tab"/>
+      <w:pPr>
+        <w:tabs>
+          <w:tab w:val="num" w:pos="720"/>
+        </w:tabs>
+        <w:ind w:left="720" w:hanging="360"/>
+      </w:pPr>
+      <w:rPr>
+        <w:rFonts w:ascii="Segoe UI Symbol" w:hAnsi="Segoe UI Symbol"/>
+      </w:rPr>
+    </w:lvl>
+  </w:abstractNum>
+  <w:abstractNum w:abstractNumId="11">
+    <w:multiLevelType w:val="singleLevel"/>
+    <w:lvl w:ilvl="0">
+      <w:start w:val="1"/>
+      <w:numFmt w:val="decimal"/>
+      <w:lvlText w:val="%1."/>
+      <w:lvlJc w:val="left"/>
+      <w:suff w:val="tab"/>
+      <w:pPr>
+        <w:tabs>
+          <w:tab w:val="num" w:pos="720"/>
+        </w:tabs>
+        <w:ind w:left="720" w:hanging="360"/>
+      </w:pPr>
+      <w:rPr>
+        <w:rFonts w:ascii="Calibri" w:hAnsi="Calibri"/>
+      </w:rPr>
+    </w:lvl>
+  </w:abstractNum>
+  <w:num w:numId="10">
+    <w:abstractNumId w:val="9"/>
+  </w:num>
+  <w:num w:numId="11">
+    <w:abstractNumId w:val="10"/>
+  </w:num>
+  <w:num w:numId="12">
+    <w:abstractNumId w:val="11"/>
   </w:num>
 </w:numbering>
 </file>
@@ -998,9 +893,14 @@
     <w:name w:val="Normal"/>
     <w:qFormat/>
     <w:rsid w:val="00FC693F"/>
+    <w:pPr>
+      <w:spacing w:before="0" w:after="120" w:line="264" w:lineRule="auto"/>
+    </w:pPr>
     <w:rPr>
-      <w:rFonts w:ascii="Aptos" w:hAnsi="Aptos"/>
-      <w:sz w:val="21"/>
+      <w:rFonts w:ascii="Calibri" w:hAnsi="Calibri" w:eastAsia="Calibri"/>
+      <w:b w:val="0"/>
+      <w:color w:val="243746"/>
+      <w:sz w:val="22"/>
     </w:rPr>
   </w:style>
   <w:style w:type="paragraph" w:styleId="Header">
@@ -1058,15 +958,15 @@
     <w:pPr>
       <w:keepNext/>
       <w:keepLines/>
-      <w:spacing w:before="480" w:after="0"/>
+      <w:spacing w:before="320" w:after="160"/>
       <w:outlineLvl w:val="0"/>
     </w:pPr>
     <w:rPr>
-      <w:rFonts w:asciiTheme="majorHAnsi" w:eastAsiaTheme="majorEastAsia" w:hAnsiTheme="majorHAnsi" w:cstheme="majorBidi" w:ascii="Aptos Display" w:hAnsi="Aptos Display"/>
+      <w:rFonts w:asciiTheme="majorHAnsi" w:eastAsiaTheme="majorEastAsia" w:hAnsiTheme="majorHAnsi" w:cstheme="majorBidi" w:ascii="Calibri" w:hAnsi="Calibri" w:eastAsia="Calibri"/>
       <w:b/>
       <w:bCs/>
-      <w:color w:val="147D85"/>
-      <w:sz w:val="34"/>
+      <w:color w:val="0F6F73"/>
+      <w:sz w:val="32"/>
       <w:szCs w:val="28"/>
     </w:rPr>
   </w:style>
@@ -1082,14 +982,14 @@
     <w:pPr>
       <w:keepNext/>
       <w:keepLines/>
-      <w:spacing w:before="200" w:after="0"/>
+      <w:spacing w:before="240" w:after="120"/>
       <w:outlineLvl w:val="1"/>
     </w:pPr>
     <w:rPr>
-      <w:rFonts w:asciiTheme="majorHAnsi" w:eastAsiaTheme="majorEastAsia" w:hAnsiTheme="majorHAnsi" w:cstheme="majorBidi" w:ascii="Aptos Display" w:hAnsi="Aptos Display"/>
+      <w:rFonts w:asciiTheme="majorHAnsi" w:eastAsiaTheme="majorEastAsia" w:hAnsiTheme="majorHAnsi" w:cstheme="majorBidi" w:ascii="Calibri" w:hAnsi="Calibri" w:eastAsia="Calibri"/>
       <w:b/>
       <w:bCs/>
-      <w:color w:val="2B6771"/>
+      <w:color w:val="183B56"/>
       <w:sz w:val="26"/>
       <w:szCs w:val="26"/>
     </w:rPr>
@@ -1106,15 +1006,15 @@
     <w:pPr>
       <w:keepNext/>
       <w:keepLines/>
-      <w:spacing w:before="200" w:after="0"/>
+      <w:spacing w:before="160" w:after="80"/>
       <w:outlineLvl w:val="2"/>
     </w:pPr>
     <w:rPr>
-      <w:rFonts w:asciiTheme="majorHAnsi" w:eastAsiaTheme="majorEastAsia" w:hAnsiTheme="majorHAnsi" w:cstheme="majorBidi" w:ascii="Aptos Display" w:hAnsi="Aptos Display"/>
+      <w:rFonts w:asciiTheme="majorHAnsi" w:eastAsiaTheme="majorEastAsia" w:hAnsiTheme="majorHAnsi" w:cstheme="majorBidi" w:ascii="Calibri" w:hAnsi="Calibri" w:eastAsia="Calibri"/>
       <w:b/>
       <w:bCs/>
-      <w:color w:val="2B6771"/>
-      <w:sz w:val="22"/>
+      <w:color w:val="183B56"/>
+      <w:sz w:val="24"/>
     </w:rPr>
   </w:style>
   <w:style w:type="paragraph" w:styleId="Heading4">
@@ -1345,19 +1245,20 @@
     <w:qFormat/>
     <w:rsid w:val="00FC693F"/>
     <w:pPr>
+      <w:keepNext/>
       <w:pBdr>
         <w:bottom w:val="single" w:sz="8" w:space="4" w:color="4F81BD" w:themeColor="accent1"/>
       </w:pBdr>
-      <w:spacing w:after="300" w:line="240" w:lineRule="auto"/>
+      <w:spacing w:after="120" w:line="240" w:lineRule="auto" w:before="0"/>
       <w:contextualSpacing/>
     </w:pPr>
     <w:rPr>
-      <w:rFonts w:asciiTheme="majorHAnsi" w:eastAsiaTheme="majorEastAsia" w:hAnsiTheme="majorHAnsi" w:cstheme="majorBidi" w:ascii="Aptos Display" w:hAnsi="Aptos Display"/>
+      <w:rFonts w:asciiTheme="majorHAnsi" w:eastAsiaTheme="majorEastAsia" w:hAnsiTheme="majorHAnsi" w:cstheme="majorBidi" w:ascii="Calibri" w:hAnsi="Calibri" w:eastAsia="Calibri"/>
       <w:b/>
-      <w:color w:val="147D85"/>
+      <w:color w:val="183B56"/>
       <w:spacing w:val="5"/>
       <w:kern w:val="28"/>
-      <w:sz w:val="48"/>
+      <w:sz w:val="52"/>
       <w:szCs w:val="52"/>
     </w:rPr>
   </w:style>
